--- a/backend/templates/OGT_Itinerary_Quotation_Template_docxtemplater.docx
+++ b/backend/templates/OGT_Itinerary_Quotation_Template_docxtemplater.docx
@@ -803,7 +803,7 @@
                 <w:sz w:val="17"/>
                 <w:szCs w:val="17"/>
               </w:rPr>
-              <w:t>Service Included: Private Vehicle</w:t>
+              <w:t>Service Included: {service_summary}</w:t>
             </w:r>
           </w:p>
         </w:tc>
